--- a/M2VPRODUCTION_Final_QA_Report.docx
+++ b/M2VPRODUCTION_Final_QA_Report.docx
@@ -45,7 +45,7 @@
           <w:sz w:val="22"/>
           <w:szCs w:val="22"/>
         </w:rPr>
-        <w:t xml:space="preserve">Prepared as the closing deliverable of the Lead Technical Director build phase. Covers the full m2vproduction-web Astro codebase.</w:t>
+        <w:t xml:space="preserve">Prepared as the closing deliverable of the Lead Technical Director build phase, updated with the Vercel + GitHub Actions deployment pipeline. Covers the full m2vproduction-web Astro codebase.</w:t>
       </w:r>
     </w:p>
     <w:p>
@@ -62,7 +62,7 @@
         <w:spacing w:after="150"/>
       </w:pPr>
       <w:r>
-        <w:t xml:space="preserve">The M2VPRODUCTION website has been built as a production-ready Astro codebase: 20 routes (13 static core pages, 4 legal pages, 2 dynamic content-collection routes, plus sitemap/robots/RSS), a 25-component library, 4 Content Collections with Zod validation, working form endpoints with server-side validation, honeypot spam protection and rate limiting, per-route SEO metadata, JSON-LD structured data, a hand-written sitemap/robots/RSS pipeline, and a security-headers layer. Every factual claim on the site (statistics, client names, testimonials, team bios) is gated behind a verified flag and is not publicly rendered until confirmed — nothing has been fabricated to fill gaps.</w:t>
+        <w:t xml:space="preserve">The M2VPRODUCTION website has been built as a production-ready Astro codebase: 20 routes (13 static core pages, 4 legal pages, 2 dynamic content-collection routes, plus sitemap/robots/RSS), a 25-component library, 4 Content Collections with Zod validation, working form endpoints with server-side validation, honeypot spam protection and rate limiting, per-route SEO metadata, JSON-LD structured data, a hand-written sitemap/robots/RSS pipeline, a security-headers layer, and a one-click Vercel deployment pipeline with a GitHub Actions CI safety net. Every factual claim on the site (statistics, client names, testimonials, team bios) is gated behind a verified flag and is not publicly rendered until confirmed — nothing has been fabricated to fill gaps.</w:t>
       </w:r>
     </w:p>
     <w:p>
@@ -70,7 +70,7 @@
         <w:spacing w:after="150"/>
       </w:pPr>
       <w:r>
-        <w:t xml:space="preserve">This report distinguishes clearly between three categories of remaining work: items that are genuinely complete, items blocked on real-world inputs only Joshua/M2V can provide (verified facts, real assets, legal review), and items that require a real build environment this sandbox does not have (a real npm install/build, Lighthouse, cross-browser and screen-reader testing). Nothing in the third category is a defect in the code as delivered — it's work that cannot be performed without tooling this session does not have access to.</w:t>
+        <w:t xml:space="preserve">This report distinguishes clearly between three categories of remaining work: items that are genuinely complete, items blocked on real-world inputs only Joshua/M2V can provide (verified facts, real assets, legal review), and items that require a real build environment this sandbox does not have (a real npm install/build, Lighthouse, cross-browser and screen-reader testing). Nothing in the third category is a defect in the code as delivered — it's work that cannot be performed without tooling this session does not have access to. The repository is structured so the very first real build happens automatically, either in GitHub Actions CI or in Vercel's own build step, the moment it's pushed.</w:t>
       </w:r>
     </w:p>
     <w:p>
@@ -108,7 +108,7 @@
         <w:spacing w:after="80"/>
       </w:pPr>
       <w:r>
-        <w:t xml:space="preserve">Astro 4, output: "hybrid" — every page prerendered to static HTML except /api/* form endpoints, which run on-demand via the @astrojs/node adapter (swappable for Vercel/Netlify/Cloudflare — see DEPLOYMENT.md).</w:t>
+        <w:t xml:space="preserve">Astro 4, output: "hybrid" — every page prerendered to static HTML except /api/* form endpoints, which run on-demand via the @astrojs/vercel adapter.</w:t>
       </w:r>
     </w:p>
     <w:p>
@@ -135,6 +135,74 @@
       </w:pPr>
       <w:r>
         <w:t xml:space="preserve">Design token system (tokens.css) ported from the approved prototype, plus a --text-muted token added during this build to fix a text-contrast bug (see QA Findings below).</w:t>
+      </w:r>
+    </w:p>
+    <w:p>
+      <w:pPr>
+        <w:spacing w:after="60" w:before="300"/>
+      </w:pPr>
+      <w:r>
+        <w:rPr>
+          <w:b/>
+          <w:bCs/>
+          <w:color w:val="8A6D24"/>
+          <w:spacing w:val="20"/>
+          <w:sz w:val="18"/>
+          <w:szCs w:val="18"/>
+        </w:rPr>
+        <w:t xml:space="preserve">DEPLOYMENT PIPELINE (NEW THIS PASS)</w:t>
+      </w:r>
+    </w:p>
+    <w:p>
+      <w:pPr>
+        <w:pStyle w:val="ListParagraph"/>
+        <w:numPr>
+          <w:ilvl w:val="0"/>
+          <w:numId w:val="2"/>
+        </w:numPr>
+        <w:spacing w:after="80"/>
+      </w:pPr>
+      <w:r>
+        <w:t xml:space="preserve">vercel.json — Vercel project config: framework auto-detection plus a headers array applying CSP, HSTS, X-Frame-Options, X-Content-Type-Options and Permissions-Policy to every static route.</w:t>
+      </w:r>
+    </w:p>
+    <w:p>
+      <w:pPr>
+        <w:pStyle w:val="ListParagraph"/>
+        <w:numPr>
+          <w:ilvl w:val="0"/>
+          <w:numId w:val="2"/>
+        </w:numPr>
+        <w:spacing w:after="80"/>
+      </w:pPr>
+      <w:r>
+        <w:t xml:space="preserve">.github/workflows/ci.yml — GitHub Actions CI: installs, type-checks and builds the project on every push/PR as a pre-merge safety net. Does not deploy — Vercel's own GitHub integration handles production/preview deploys once the repo is imported.</w:t>
+      </w:r>
+    </w:p>
+    <w:p>
+      <w:pPr>
+        <w:pStyle w:val="ListParagraph"/>
+        <w:numPr>
+          <w:ilvl w:val="0"/>
+          <w:numId w:val="2"/>
+        </w:numPr>
+        <w:spacing w:after="80"/>
+      </w:pPr>
+      <w:r>
+        <w:t xml:space="preserve">public/_headers — the same header set in Netlify/Cloudflare Pages format, kept for portability if the project is ever moved off Vercel; has no effect on Vercel itself.</w:t>
+      </w:r>
+    </w:p>
+    <w:p>
+      <w:pPr>
+        <w:pStyle w:val="ListParagraph"/>
+        <w:numPr>
+          <w:ilvl w:val="0"/>
+          <w:numId w:val="2"/>
+        </w:numPr>
+        <w:spacing w:after="80"/>
+      </w:pPr>
+      <w:r>
+        <w:t xml:space="preserve">Deploy flow is genuinely three steps: push to GitHub, import at vercel.com, click Deploy. See README.md "Deploy this repo" and DEPLOYMENT.md section 1.</w:t>
       </w:r>
     </w:p>
     <w:p>
@@ -419,7 +487,7 @@
         <w:spacing w:after="80"/>
       </w:pPr>
       <w:r>
-        <w:t xml:space="preserve">src/lib/rateLimit.ts — in-memory rate limiter with an explicit, documented limitation for multi-instance serverless hosting and a named upgrade path (Upstash Redis).</w:t>
+        <w:t xml:space="preserve">src/lib/rateLimit.ts — in-memory rate limiter with an explicit, documented limitation for Vercel's multi-instance serverless functions and a named upgrade path (Upstash Redis, available via the Vercel Marketplace).</w:t>
       </w:r>
     </w:p>
     <w:p>
@@ -526,7 +594,7 @@
         <w:spacing w:after="80"/>
       </w:pPr>
       <w:r>
-        <w:t xml:space="preserve">src/middleware.ts + public/_headers — X-Content-Type-Options, Referrer-Policy, X-Frame-Options, Strict-Transport-Security, Permissions-Policy and a same-origin Content-Security-Policy (see Deployment Guide for the two-layer explanation).</w:t>
+        <w:t xml:space="preserve">src/middleware.ts (API routes) + vercel.json (static routes) — X-Content-Type-Options, Referrer-Policy, X-Frame-Options, Strict-Transport-Security, Permissions-Policy and a same-origin Content-Security-Policy.</w:t>
       </w:r>
     </w:p>
     <w:p>
@@ -543,7 +611,7 @@
         <w:spacing w:after="150"/>
       </w:pPr>
       <w:r>
-        <w:t xml:space="preserve">This sandbox has no npm registry access (confirmed via a direct install attempt, which returned 403 Forbidden), so npm install, astro check, and astro build have never been run against this codebase. In place of a real compile, every file was verified using:</w:t>
+        <w:t xml:space="preserve">This sandbox has no npm registry access (confirmed via a direct install attempt, which returned 403 Forbidden), so npm install, astro check, and astro build have never been run against this codebase inside this session. In place of a real compile, every file was verified using:</w:t>
       </w:r>
     </w:p>
     <w:p>
@@ -582,7 +650,7 @@
         <w:spacing w:after="80"/>
       </w:pPr>
       <w:r>
-        <w:t xml:space="preserve">YAML content files parsed with a real YAML parser (PyYAML); package.json/tsconfig.json parsed with a real JSON parser.</w:t>
+        <w:t xml:space="preserve">YAML content and workflow files parsed with a real YAML parser (PyYAML); package.json/tsconfig.json/vercel.json parsed with a real JSON parser.</w:t>
       </w:r>
     </w:p>
     <w:p>
@@ -620,7 +688,7 @@
           <w:b/>
           <w:bCs/>
         </w:rPr>
-        <w:t xml:space="preserve">What this catches: syntax errors, unbalanced brackets, malformed YAML/JSON, broken imports, broken internal links. What it cannot catch: real TypeScript type errors, Astro compiler-specific errors, Zod schema violations, or runtime behavior. Running npm install &amp;&amp; npm run build on a real machine is a required step before this is launch-ready — it is the single highest-priority remaining action.</w:t>
+        <w:t xml:space="preserve">What this catches: syntax errors, unbalanced brackets, malformed YAML/JSON, broken imports, broken internal links. What it cannot catch: real TypeScript type errors, Astro compiler-specific errors, Zod schema violations, or runtime behavior. The first real build will happen automatically in GitHub Actions CI and in Vercel's own build step the moment this repo is pushed — treat both as the actual verification gate, and resolve anything either one surfaces before considering this launch-ready.</w:t>
       </w:r>
     </w:p>
     <w:p>
@@ -827,7 +895,7 @@
         <w:spacing w:after="80"/>
       </w:pPr>
       <w:r>
-        <w:t xml:space="preserve">output: "hybrid" — the overwhelming majority of pages are static HTML with no server round-trip.</w:t>
+        <w:t xml:space="preserve">output: "hybrid" — the overwhelming majority of pages are static HTML served from Vercel's edge network with no server round-trip.</w:t>
       </w:r>
     </w:p>
     <w:p>
@@ -879,7 +947,20 @@
         <w:spacing w:after="80"/>
       </w:pPr>
       <w:r>
-        <w:t xml:space="preserve">NOT YET MEASURED: a real Lighthouse run and Core Web Vitals — cannot be measured without a real browser/network, listed as a pre-launch task.</w:t>
+        <w:t xml:space="preserve">vercel.json sets long-lived immutable Cache-Control headers on hashed static assets (/_astro/*, /favicons/*).</w:t>
+      </w:r>
+    </w:p>
+    <w:p>
+      <w:pPr>
+        <w:pStyle w:val="ListParagraph"/>
+        <w:numPr>
+          <w:ilvl w:val="0"/>
+          <w:numId w:val="2"/>
+        </w:numPr>
+        <w:spacing w:after="80"/>
+      </w:pPr>
+      <w:r>
+        <w:t xml:space="preserve">NOT YET MEASURED: a real Lighthouse run and Core Web Vitals — run this against the live Vercel preview/production URL once deployed.</w:t>
       </w:r>
     </w:p>
     <w:p>
@@ -976,6 +1057,19 @@
       </w:pPr>
       <w:r>
         <w:t xml:space="preserve">Zero unresolved imports found across the entire component/page/lib tree.</w:t>
+      </w:r>
+    </w:p>
+    <w:p>
+      <w:pPr>
+        <w:pStyle w:val="ListParagraph"/>
+        <w:numPr>
+          <w:ilvl w:val="0"/>
+          <w:numId w:val="2"/>
+        </w:numPr>
+        <w:spacing w:after="80"/>
+      </w:pPr>
+      <w:r>
+        <w:t xml:space="preserve">ci.yml's stylelint step is set to continue-on-error until a clean baseline run has been confirmed on a real machine — flagged explicitly in the workflow file rather than silently passing.</w:t>
       </w:r>
     </w:p>
     <w:p>
@@ -1186,7 +1280,7 @@
                 <w:sz w:val="19"/>
                 <w:szCs w:val="19"/>
               </w:rPr>
-              <w:t xml:space="preserve">Content Rules enforcement (verified/TODO gating on every fact)</w:t>
+              <w:t xml:space="preserve">Vercel deploy config + GitHub Actions CI</w:t>
             </w:r>
           </w:p>
         </w:tc>
@@ -1231,7 +1325,7 @@
                 <w:sz w:val="19"/>
                 <w:szCs w:val="19"/>
               </w:rPr>
-              <w:t xml:space="preserve">siteConfig.ts + content collections</w:t>
+              <w:t xml:space="preserve">vercel.json, .github/workflows/ci.yml</w:t>
             </w:r>
           </w:p>
         </w:tc>
@@ -1255,7 +1349,7 @@
                 <w:sz w:val="19"/>
                 <w:szCs w:val="19"/>
               </w:rPr>
-              <w:t xml:space="preserve">Documentation (README, Deployment Guide, CMS Guide, this report)</w:t>
+              <w:t xml:space="preserve">Content Rules enforcement (verified/TODO gating on every fact)</w:t>
             </w:r>
           </w:p>
         </w:tc>
@@ -1300,7 +1394,7 @@
                 <w:sz w:val="19"/>
                 <w:szCs w:val="19"/>
               </w:rPr>
-              <w:t xml:space="preserve">Repo root</w:t>
+              <w:t xml:space="preserve">siteConfig.ts + content collections</w:t>
             </w:r>
           </w:p>
         </w:tc>
@@ -1324,7 +1418,76 @@
                 <w:sz w:val="19"/>
                 <w:szCs w:val="19"/>
               </w:rPr>
-              <w:t xml:space="preserve">Real npm install / astro build / astro check</w:t>
+              <w:t xml:space="preserve">Documentation (README, Deployment Guide, CMS Guide, this report)</w:t>
+            </w:r>
+          </w:p>
+        </w:tc>
+        <w:tc>
+          <w:tcPr>
+            <w:tcW w:type="dxa" w:w="1400"/>
+            <w:tcMar>
+              <w:top w:type="dxa" w:w="100"/>
+              <w:left w:type="dxa" w:w="120"/>
+              <w:bottom w:type="dxa" w:w="100"/>
+              <w:right w:type="dxa" w:w="120"/>
+            </w:tcMar>
+          </w:tcPr>
+          <w:p>
+            <w:r>
+              <w:rPr>
+                <w:b/>
+                <w:bCs/>
+                <w:color w:val="3F7A4F"/>
+                <w:sz w:val="19"/>
+                <w:szCs w:val="19"/>
+              </w:rPr>
+              <w:t xml:space="preserve">Done</w:t>
+            </w:r>
+          </w:p>
+        </w:tc>
+        <w:tc>
+          <w:tcPr>
+            <w:tcW w:type="dxa" w:w="3600"/>
+            <w:tcMar>
+              <w:top w:type="dxa" w:w="100"/>
+              <w:left w:type="dxa" w:w="120"/>
+              <w:bottom w:type="dxa" w:w="100"/>
+              <w:right w:type="dxa" w:w="120"/>
+            </w:tcMar>
+          </w:tcPr>
+          <w:p>
+            <w:r>
+              <w:rPr>
+                <w:b w:val="false"/>
+                <w:bCs w:val="false"/>
+                <w:sz w:val="19"/>
+                <w:szCs w:val="19"/>
+              </w:rPr>
+              <w:t xml:space="preserve">Repo root</w:t>
+            </w:r>
+          </w:p>
+        </w:tc>
+      </w:tr>
+      <w:tr>
+        <w:tc>
+          <w:tcPr>
+            <w:tcW w:type="dxa" w:w="4600"/>
+            <w:tcMar>
+              <w:top w:type="dxa" w:w="100"/>
+              <w:left w:type="dxa" w:w="120"/>
+              <w:bottom w:type="dxa" w:w="100"/>
+              <w:right w:type="dxa" w:w="120"/>
+            </w:tcMar>
+          </w:tcPr>
+          <w:p>
+            <w:r>
+              <w:rPr>
+                <w:b w:val="false"/>
+                <w:bCs w:val="false"/>
+                <w:sz w:val="19"/>
+                <w:szCs w:val="19"/>
+              </w:rPr>
+              <w:t xml:space="preserve">First real build (npm install / astro build / astro check)</w:t>
             </w:r>
           </w:p>
         </w:tc>
@@ -1369,7 +1532,7 @@
                 <w:sz w:val="19"/>
                 <w:szCs w:val="19"/>
               </w:rPr>
-              <w:t xml:space="preserve">Requires a machine with npm registry access</w:t>
+              <w:t xml:space="preserve">Will run automatically in GitHub Actions / Vercel on first push</w:t>
             </w:r>
           </w:p>
         </w:tc>
@@ -1438,7 +1601,7 @@
                 <w:sz w:val="19"/>
                 <w:szCs w:val="19"/>
               </w:rPr>
-              <w:t xml:space="preserve">Requires a real browser run</w:t>
+              <w:t xml:space="preserve">Requires a live deployed URL</w:t>
             </w:r>
           </w:p>
         </w:tc>
@@ -1876,7 +2039,7 @@
                 <w:sz w:val="19"/>
                 <w:szCs w:val="19"/>
               </w:rPr>
-              <w:t xml:space="preserve">Copy diff against approved Phase 2 Round 2 deck</w:t>
+              <w:t xml:space="preserve">Vercel environment variables (email provider, etc.)</w:t>
             </w:r>
           </w:p>
         </w:tc>
@@ -1899,6 +2062,75 @@
                 <w:sz w:val="19"/>
                 <w:szCs w:val="19"/>
               </w:rPr>
+              <w:t xml:space="preserve">Awaiting client input</w:t>
+            </w:r>
+          </w:p>
+        </w:tc>
+        <w:tc>
+          <w:tcPr>
+            <w:tcW w:type="dxa" w:w="3600"/>
+            <w:tcMar>
+              <w:top w:type="dxa" w:w="100"/>
+              <w:left w:type="dxa" w:w="120"/>
+              <w:bottom w:type="dxa" w:w="100"/>
+              <w:right w:type="dxa" w:w="120"/>
+            </w:tcMar>
+          </w:tcPr>
+          <w:p>
+            <w:r>
+              <w:rPr>
+                <w:b w:val="false"/>
+                <w:bCs w:val="false"/>
+                <w:sz w:val="19"/>
+                <w:szCs w:val="19"/>
+              </w:rPr>
+              <w:t xml:space="preserve">Set in Vercel project settings, not in repo</w:t>
+            </w:r>
+          </w:p>
+        </w:tc>
+      </w:tr>
+      <w:tr>
+        <w:tc>
+          <w:tcPr>
+            <w:tcW w:type="dxa" w:w="4600"/>
+            <w:tcMar>
+              <w:top w:type="dxa" w:w="100"/>
+              <w:left w:type="dxa" w:w="120"/>
+              <w:bottom w:type="dxa" w:w="100"/>
+              <w:right w:type="dxa" w:w="120"/>
+            </w:tcMar>
+          </w:tcPr>
+          <w:p>
+            <w:r>
+              <w:rPr>
+                <w:b w:val="false"/>
+                <w:bCs w:val="false"/>
+                <w:sz w:val="19"/>
+                <w:szCs w:val="19"/>
+              </w:rPr>
+              <w:t xml:space="preserve">Copy diff against approved Phase 2 Round 2 deck</w:t>
+            </w:r>
+          </w:p>
+        </w:tc>
+        <w:tc>
+          <w:tcPr>
+            <w:tcW w:type="dxa" w:w="1400"/>
+            <w:tcMar>
+              <w:top w:type="dxa" w:w="100"/>
+              <w:left w:type="dxa" w:w="120"/>
+              <w:bottom w:type="dxa" w:w="100"/>
+              <w:right w:type="dxa" w:w="120"/>
+            </w:tcMar>
+          </w:tcPr>
+          <w:p>
+            <w:r>
+              <w:rPr>
+                <w:b/>
+                <w:bCs/>
+                <w:color w:val="8A6D24"/>
+                <w:sz w:val="19"/>
+                <w:szCs w:val="19"/>
+              </w:rPr>
               <w:t xml:space="preserve">Recommended</w:t>
             </w:r>
           </w:p>
@@ -1946,7 +2178,7 @@
         <w:spacing w:after="80"/>
       </w:pPr>
       <w:r>
-        <w:t xml:space="preserve">1. Run npm install &amp;&amp; npm run build on a real machine and resolve any TypeScript/Astro errors surfaced — this is the one step that validates everything else in this report.</w:t>
+        <w:t xml:space="preserve">1. Push this repo to GitHub, import it at vercel.com, and click Deploy — this triggers the first real build. Resolve any TypeScript/Astro errors GitHub Actions or Vercel surfaces.</w:t>
       </w:r>
     </w:p>
     <w:p>
@@ -1998,20 +2230,20 @@
         <w:spacing w:after="80"/>
       </w:pPr>
       <w:r>
-        <w:t xml:space="preserve">5. Run Lighthouse, axe DevTools, and a manual screen reader pass; write the Playwright a11y/e2e specs.</w:t>
-      </w:r>
-    </w:p>
-    <w:p>
-      <w:pPr>
-        <w:pStyle w:val="ListParagraph"/>
-        <w:numPr>
-          <w:ilvl w:val="0"/>
-          <w:numId w:val="2"/>
-        </w:numPr>
-        <w:spacing w:after="80"/>
-      </w:pPr>
-      <w:r>
-        <w:t xml:space="preserve">6. Confirm the production domain and set real environment variables (email provider, analytics IDs) on the hosting platform.</w:t>
+        <w:t xml:space="preserve">5. Set real environment variables in Vercel; run Lighthouse, axe DevTools, and a manual screen reader pass against the live URL; write the Playwright a11y/e2e specs.</w:t>
+      </w:r>
+    </w:p>
+    <w:p>
+      <w:pPr>
+        <w:pStyle w:val="ListParagraph"/>
+        <w:numPr>
+          <w:ilvl w:val="0"/>
+          <w:numId w:val="2"/>
+        </w:numPr>
+        <w:spacing w:after="80"/>
+      </w:pPr>
+      <w:r>
+        <w:t xml:space="preserve">6. Confirm the production domain in Vercel and update siteMeta.url / astro.config.mjs accordingly.</w:t>
       </w:r>
     </w:p>
     <w:sectPr>
